--- a/static/downloads/es/docx/layer-3/internal-economy-protocol.docx
+++ b/static/downloads/es/docx/layer-3/internal-economy-protocol.docx
@@ -87,7 +87,7 @@
         <w:t xml:space="preserve"> </w:t>
       </w:r>
       <w:r>
-        <w:t xml:space="preserve">2026-06-26</w:t>
+        <w:t xml:space="preserve">2026-07-07</w:t>
       </w:r>
     </w:p>
     <w:p>
@@ -431,8 +431,14 @@
     </w:p>
     <w:p>
       <w:pPr>
-        <w:pStyle w:val="BlockText"/>
-      </w:pPr>
+        <w:pStyle w:val="BodyText"/>
+      </w:pPr>
+      <w:r>
+        <w:t xml:space="preserve">&gt;</w:t>
+      </w:r>
+      <w:r>
+        <w:t xml:space="preserve"> </w:t>
+      </w:r>
       <w:r>
         <w:rPr>
           <w:b/>
@@ -440,19 +446,29 @@
         </w:rPr>
         <w:t xml:space="preserve">Justificación — ¿Por qué clasificar cada recurso</w:t>
       </w:r>
-    </w:p>
-    <w:p>
-      <w:pPr>
-        <w:pStyle w:val="BlockText"/>
-      </w:pPr>
-      <w:r>
-        <w:t xml:space="preserve">Los recursos sin clasificar son donde ocurre la privatización silenciosa: alguien empieza a tratar un bien compartido como personal, o un bien privado se absorbe silenciosamente en las obligaciones comunitarias, y para cuando alguien se da cuenta la norma ya cambió. La clasificación explícita, con custodios y reglas de transferencia nombrados desde el inicio, convierte cualquier cambio de ese estado en un acto de gobernanza visible en lugar de un hecho que se impone gradualmente.</w:t>
-      </w:r>
-    </w:p>
-    <w:p>
-      <w:pPr>
-        <w:pStyle w:val="BlockText"/>
-      </w:pPr>
+      <w:r>
+        <w:t xml:space="preserve"> </w:t>
+      </w:r>
+      <w:r>
+        <w:t xml:space="preserve">&gt;</w:t>
+      </w:r>
+      <w:r>
+        <w:t xml:space="preserve"> </w:t>
+      </w:r>
+      <w:r>
+        <w:t xml:space="preserve">&gt; Los recursos sin clasificar son donde ocurre la privatización silenciosa: alguien empieza a tratar un bien compartido como personal, o un bien privado se absorbe silenciosamente en las obligaciones comunitarias, y para cuando alguien se da cuenta la norma ya cambió. La clasificación explícita, con custodios y reglas de transferencia nombrados desde el inicio, convierte cualquier cambio de ese estado en un acto de gobernanza visible en lugar de un hecho que se impone gradualmente.</w:t>
+      </w:r>
+    </w:p>
+    <w:p>
+      <w:pPr>
+        <w:pStyle w:val="BodyText"/>
+      </w:pPr>
+      <w:r>
+        <w:t xml:space="preserve">&gt;</w:t>
+      </w:r>
+      <w:r>
+        <w:t xml:space="preserve"> </w:t>
+      </w:r>
       <w:r>
         <w:rPr>
           <w:b/>
@@ -460,13 +476,17 @@
         </w:rPr>
         <w:t xml:space="preserve">Instrucciones — Cómo rellenar esto</w:t>
       </w:r>
-    </w:p>
-    <w:p>
-      <w:pPr>
-        <w:pStyle w:val="BlockText"/>
-      </w:pPr>
-      <w:r>
-        <w:t xml:space="preserve">Para cada recurso que posea la comunidad, declara la clasificación (Bienes Comunes / Privado), nombra un custodio, define reglas de acceso y establece restricciones de transferencia. Los recursos sin clasificar no DEBEN ser asignados, gravados, monetizados ni transferidos hasta que estén clasificados.</w:t>
+      <w:r>
+        <w:t xml:space="preserve"> </w:t>
+      </w:r>
+      <w:r>
+        <w:t xml:space="preserve">&gt;</w:t>
+      </w:r>
+      <w:r>
+        <w:t xml:space="preserve"> </w:t>
+      </w:r>
+      <w:r>
+        <w:t xml:space="preserve">&gt; Para cada recurso que posea la comunidad, declara la clasificación (Bienes Comunes / Privado), nombra un custodio, define reglas de acceso y establece restricciones de transferencia. Los recursos sin clasificar no DEBEN ser asignados, gravados, monetizados ni transferidos hasta que estén clasificados.</w:t>
       </w:r>
     </w:p>
     <w:tbl>
@@ -579,6 +599,13 @@
             <w:pPr>
               <w:pStyle w:val="Compact"/>
             </w:pPr>
+            <w:r>
+              <w:rPr>
+                <w:i/>
+                <w:iCs/>
+              </w:rPr>
+              <w:t xml:space="preserve">&lt;rol de custodio&gt;</w:t>
+            </w:r>
           </w:p>
         </w:tc>
         <w:tc>
@@ -602,6 +629,13 @@
             <w:pPr>
               <w:pStyle w:val="Compact"/>
             </w:pPr>
+            <w:r>
+              <w:rPr>
+                <w:i/>
+                <w:iCs/>
+              </w:rPr>
+              <w:t xml:space="preserve">&lt;restricciones de transferencia&gt;</w:t>
+            </w:r>
           </w:p>
         </w:tc>
       </w:tr>
@@ -916,10 +950,10 @@
     </w:tbl>
     <w:p>
       <w:pPr>
-        <w:pStyle w:val="BlockText"/>
-      </w:pPr>
-      <w:r>
-        <w:t xml:space="preserve">Cualquier recurso sin clasificar no DEBE ser asignado, gravado, monetizado ni transferido hasta que se complete la clasificación.</w:t>
+        <w:pStyle w:val="BodyText"/>
+      </w:pPr>
+      <w:r>
+        <w:t xml:space="preserve">&gt; Cualquier recurso sin clasificar no DEBE ser asignado, gravado, monetizado ni transferido hasta que se complete la clasificación.</w:t>
       </w:r>
     </w:p>
     <w:bookmarkEnd w:id="19"/>
@@ -1011,8 +1045,14 @@
     </w:p>
     <w:p>
       <w:pPr>
-        <w:pStyle w:val="BlockText"/>
-      </w:pPr>
+        <w:pStyle w:val="BodyText"/>
+      </w:pPr>
+      <w:r>
+        <w:t xml:space="preserve">&gt;</w:t>
+      </w:r>
+      <w:r>
+        <w:t xml:space="preserve"> </w:t>
+      </w:r>
       <w:r>
         <w:rPr>
           <w:b/>
@@ -1020,13 +1060,17 @@
         </w:rPr>
         <w:t xml:space="preserve">Justificación — ¿Por qué nombrar los tipos de trabajo que cuentan</w:t>
       </w:r>
-    </w:p>
-    <w:p>
-      <w:pPr>
-        <w:pStyle w:val="BlockText"/>
-      </w:pPr>
-      <w:r>
-        <w:t xml:space="preserve">Si la comunidad nunca dice en voz alta de qué tipos de trabajo depende, el trabajo invisible — cuidado, facilitación, moderación, custodia — permanece invisible, y las personas que lo realizan se agotan o se van. Enumerar las categorías convierte</w:t>
+      <w:r>
+        <w:t xml:space="preserve"> </w:t>
+      </w:r>
+      <w:r>
+        <w:t xml:space="preserve">&gt;</w:t>
+      </w:r>
+      <w:r>
+        <w:t xml:space="preserve"> </w:t>
+      </w:r>
+      <w:r>
+        <w:t xml:space="preserve">&gt; Si la comunidad nunca dice en voz alta de qué tipos de trabajo depende, el trabajo invisible — cuidado, facilitación, moderación, custodia — permanece invisible, y las personas que lo realizan se agotan o se van. Enumerar las categorías convierte</w:t>
       </w:r>
       <w:r>
         <w:t xml:space="preserve"> </w:t>
@@ -1043,8 +1087,14 @@
     </w:p>
     <w:p>
       <w:pPr>
-        <w:pStyle w:val="BlockText"/>
-      </w:pPr>
+        <w:pStyle w:val="BodyText"/>
+      </w:pPr>
+      <w:r>
+        <w:t xml:space="preserve">&gt;</w:t>
+      </w:r>
+      <w:r>
+        <w:t xml:space="preserve"> </w:t>
+      </w:r>
       <w:r>
         <w:rPr>
           <w:b/>
@@ -1052,13 +1102,17 @@
         </w:rPr>
         <w:t xml:space="preserve">Instrucciones — Cómo rellenar esto</w:t>
       </w:r>
-    </w:p>
-    <w:p>
-      <w:pPr>
-        <w:pStyle w:val="BlockText"/>
-      </w:pPr>
-      <w:r>
-        <w:t xml:space="preserve">Enumera las categorías de contribución que tu comunidad reconoce. El cuidado, la facilitación, la custodia y la participación informal suelen estar insuficientemente reconocidos — nómbralos explícitamente si aplican.</w:t>
+      <w:r>
+        <w:t xml:space="preserve"> </w:t>
+      </w:r>
+      <w:r>
+        <w:t xml:space="preserve">&gt;</w:t>
+      </w:r>
+      <w:r>
+        <w:t xml:space="preserve"> </w:t>
+      </w:r>
+      <w:r>
+        <w:t xml:space="preserve">&gt; Enumera las categorías de contribución que tu comunidad reconoce. El cuidado, la facilitación, la custodia y la participación informal suelen estar insuficientemente reconocidos — nómbralos explícitamente si aplican.</w:t>
       </w:r>
     </w:p>
     <w:tbl>
@@ -1120,6 +1174,13 @@
             <w:pPr>
               <w:pStyle w:val="Compact"/>
             </w:pPr>
+            <w:r>
+              <w:rPr>
+                <w:i/>
+                <w:iCs/>
+              </w:rPr>
+              <w:t xml:space="preserve">&lt;ejemplos&gt;</w:t>
+            </w:r>
           </w:p>
         </w:tc>
       </w:tr>
@@ -1145,6 +1206,13 @@
             <w:pPr>
               <w:pStyle w:val="Compact"/>
             </w:pPr>
+            <w:r>
+              <w:rPr>
+                <w:i/>
+                <w:iCs/>
+              </w:rPr>
+              <w:t xml:space="preserve">&lt;ejemplos&gt;</w:t>
+            </w:r>
           </w:p>
         </w:tc>
       </w:tr>
@@ -1170,6 +1238,13 @@
             <w:pPr>
               <w:pStyle w:val="Compact"/>
             </w:pPr>
+            <w:r>
+              <w:rPr>
+                <w:i/>
+                <w:iCs/>
+              </w:rPr>
+              <w:t xml:space="preserve">&lt;ejemplos&gt;</w:t>
+            </w:r>
           </w:p>
         </w:tc>
       </w:tr>
@@ -1195,6 +1270,13 @@
             <w:pPr>
               <w:pStyle w:val="Compact"/>
             </w:pPr>
+            <w:r>
+              <w:rPr>
+                <w:i/>
+                <w:iCs/>
+              </w:rPr>
+              <w:t xml:space="preserve">&lt;ejemplos&gt;</w:t>
+            </w:r>
           </w:p>
         </w:tc>
       </w:tr>
@@ -1220,6 +1302,13 @@
             <w:pPr>
               <w:pStyle w:val="Compact"/>
             </w:pPr>
+            <w:r>
+              <w:rPr>
+                <w:i/>
+                <w:iCs/>
+              </w:rPr>
+              <w:t xml:space="preserve">&lt;ejemplos&gt;</w:t>
+            </w:r>
           </w:p>
         </w:tc>
       </w:tr>
@@ -1245,6 +1334,13 @@
             <w:pPr>
               <w:pStyle w:val="Compact"/>
             </w:pPr>
+            <w:r>
+              <w:rPr>
+                <w:i/>
+                <w:iCs/>
+              </w:rPr>
+              <w:t xml:space="preserve">&lt;ejemplos&gt;</w:t>
+            </w:r>
           </w:p>
         </w:tc>
       </w:tr>
@@ -1270,6 +1366,13 @@
             <w:pPr>
               <w:pStyle w:val="Compact"/>
             </w:pPr>
+            <w:r>
+              <w:rPr>
+                <w:i/>
+                <w:iCs/>
+              </w:rPr>
+              <w:t xml:space="preserve">&lt;ejemplos&gt;</w:t>
+            </w:r>
           </w:p>
         </w:tc>
       </w:tr>
@@ -1339,8 +1442,14 @@
     </w:p>
     <w:p>
       <w:pPr>
-        <w:pStyle w:val="BlockText"/>
-      </w:pPr>
+        <w:pStyle w:val="BodyText"/>
+      </w:pPr>
+      <w:r>
+        <w:t xml:space="preserve">&gt;</w:t>
+      </w:r>
+      <w:r>
+        <w:t xml:space="preserve"> </w:t>
+      </w:r>
       <w:r>
         <w:rPr>
           <w:b/>
@@ -1348,13 +1457,17 @@
         </w:rPr>
         <w:t xml:space="preserve">Justificación — ¿Por qué definir cómo funciona realmente el reconocimiento</w:t>
       </w:r>
-    </w:p>
-    <w:p>
-      <w:pPr>
-        <w:pStyle w:val="BlockText"/>
-      </w:pPr>
-      <w:r>
-        <w:t xml:space="preserve">Sin un mecanismo definido,</w:t>
+      <w:r>
+        <w:t xml:space="preserve"> </w:t>
+      </w:r>
+      <w:r>
+        <w:t xml:space="preserve">&gt;</w:t>
+      </w:r>
+      <w:r>
+        <w:t xml:space="preserve"> </w:t>
+      </w:r>
+      <w:r>
+        <w:t xml:space="preserve">&gt; Sin un mecanismo definido,</w:t>
       </w:r>
       <w:r>
         <w:t xml:space="preserve"> </w:t>
@@ -1371,8 +1484,14 @@
     </w:p>
     <w:p>
       <w:pPr>
-        <w:pStyle w:val="BlockText"/>
-      </w:pPr>
+        <w:pStyle w:val="BodyText"/>
+      </w:pPr>
+      <w:r>
+        <w:t xml:space="preserve">&gt;</w:t>
+      </w:r>
+      <w:r>
+        <w:t xml:space="preserve"> </w:t>
+      </w:r>
       <w:r>
         <w:rPr>
           <w:b/>
@@ -1380,13 +1499,17 @@
         </w:rPr>
         <w:t xml:space="preserve">Instrucciones — Cómo rellenar esto</w:t>
       </w:r>
-    </w:p>
-    <w:p>
-      <w:pPr>
-        <w:pStyle w:val="BlockText"/>
-      </w:pPr>
-      <w:r>
-        <w:t xml:space="preserve">Indica qué califica, cómo se registran los reconocimientos, quién valida, qué desbloquean (o no desbloquean) y cómo los miembros impugnan un registro.</w:t>
+      <w:r>
+        <w:t xml:space="preserve"> </w:t>
+      </w:r>
+      <w:r>
+        <w:t xml:space="preserve">&gt;</w:t>
+      </w:r>
+      <w:r>
+        <w:t xml:space="preserve"> </w:t>
+      </w:r>
+      <w:r>
+        <w:t xml:space="preserve">&gt; Indica qué califica, cómo se registran los reconocimientos, quién valida, qué desbloquean (o no desbloquean) y cómo los miembros impugnan un registro.</w:t>
       </w:r>
     </w:p>
     <w:p>
@@ -1510,6 +1633,13 @@
       </w:r>
       <w:r>
         <w:t xml:space="preserve"> </w:t>
+      </w:r>
+      <w:r>
+        <w:rPr>
+          <w:i/>
+          <w:iCs/>
+        </w:rPr>
+        <w:t xml:space="preserve">&lt;plazo y proceso para impugnar un registro.&gt;</w:t>
       </w:r>
     </w:p>
     <w:bookmarkEnd w:id="21"/>
@@ -1577,8 +1707,14 @@
     </w:p>
     <w:p>
       <w:pPr>
-        <w:pStyle w:val="BlockText"/>
-      </w:pPr>
+        <w:pStyle w:val="BodyText"/>
+      </w:pPr>
+      <w:r>
+        <w:t xml:space="preserve">&gt;</w:t>
+      </w:r>
+      <w:r>
+        <w:t xml:space="preserve"> </w:t>
+      </w:r>
       <w:r>
         <w:rPr>
           <w:b/>
@@ -1586,19 +1722,29 @@
         </w:rPr>
         <w:t xml:space="preserve">Justificación — ¿Por qué definir las unidades internas con tanta precisión</w:t>
       </w:r>
-    </w:p>
-    <w:p>
-      <w:pPr>
-        <w:pStyle w:val="BlockText"/>
-      </w:pPr>
-      <w:r>
-        <w:t xml:space="preserve">Las unidades internas tienden a adquirir poderes que nadie votó — decaimiento, topes, transferibilidad, peso en la gobernanza — a menos que cada propiedad quede fijada por escrito. Listar la emisión, reglas de transferencia, privacidad y su estatus explícito de no-gobernanza hace que las unidades sean herramientas de reconocimiento en lugar de monedas sombra silenciosas.</w:t>
-      </w:r>
-    </w:p>
-    <w:p>
-      <w:pPr>
-        <w:pStyle w:val="BlockText"/>
-      </w:pPr>
+      <w:r>
+        <w:t xml:space="preserve"> </w:t>
+      </w:r>
+      <w:r>
+        <w:t xml:space="preserve">&gt;</w:t>
+      </w:r>
+      <w:r>
+        <w:t xml:space="preserve"> </w:t>
+      </w:r>
+      <w:r>
+        <w:t xml:space="preserve">&gt; Las unidades internas tienden a adquirir poderes que nadie votó — decaimiento, topes, transferibilidad, peso en la gobernanza — a menos que cada propiedad quede fijada por escrito. Listar la emisión, reglas de transferencia, privacidad y su estatus explícito de no-gobernanza hace que las unidades sean herramientas de reconocimiento en lugar de monedas sombra silenciosas.</w:t>
+      </w:r>
+    </w:p>
+    <w:p>
+      <w:pPr>
+        <w:pStyle w:val="BodyText"/>
+      </w:pPr>
+      <w:r>
+        <w:t xml:space="preserve">&gt;</w:t>
+      </w:r>
+      <w:r>
+        <w:t xml:space="preserve"> </w:t>
+      </w:r>
       <w:r>
         <w:rPr>
           <w:b/>
@@ -1606,13 +1752,17 @@
         </w:rPr>
         <w:t xml:space="preserve">Instrucciones — Cómo rellenar esto</w:t>
       </w:r>
-    </w:p>
-    <w:p>
-      <w:pPr>
-        <w:pStyle w:val="BlockText"/>
-      </w:pPr>
-      <w:r>
-        <w:t xml:space="preserve">Si tu comunidad usa unidades internas (XP, ECO, créditos, etc.), define para cada unidad su propósito, emisión, transferibilidad, decaimiento, tope, prevención de fraude y privacidad. Indica explícitamente que las unidades no otorgan derechos de gobernanza más allá del estado de membresía.</w:t>
+      <w:r>
+        <w:t xml:space="preserve"> </w:t>
+      </w:r>
+      <w:r>
+        <w:t xml:space="preserve">&gt;</w:t>
+      </w:r>
+      <w:r>
+        <w:t xml:space="preserve"> </w:t>
+      </w:r>
+      <w:r>
+        <w:t xml:space="preserve">&gt; Si tu comunidad usa unidades internas (XP, ECO, créditos, etc.), define para cada unidad su propósito, emisión, transferibilidad, decaimiento, tope, prevención de fraude y privacidad. Indica explícitamente que las unidades no otorgan derechos de gobernanza más allá del estado de membresía.</w:t>
       </w:r>
     </w:p>
     <w:tbl>
@@ -1647,14 +1797,28 @@
             <w:pPr>
               <w:pStyle w:val="Compact"/>
             </w:pPr>
-          </w:p>
-        </w:tc>
-        <w:tc>
-          <w:tcPr/>
-          <w:p>
-            <w:pPr>
-              <w:pStyle w:val="Compact"/>
-            </w:pPr>
+            <w:r>
+              <w:rPr>
+                <w:i/>
+                <w:iCs/>
+              </w:rPr>
+              <w:t xml:space="preserve">&lt;Unidad A&gt;</w:t>
+            </w:r>
+          </w:p>
+        </w:tc>
+        <w:tc>
+          <w:tcPr/>
+          <w:p>
+            <w:pPr>
+              <w:pStyle w:val="Compact"/>
+            </w:pPr>
+            <w:r>
+              <w:rPr>
+                <w:i/>
+                <w:iCs/>
+              </w:rPr>
+              <w:t xml:space="preserve">&lt;Unidad B&gt;</w:t>
+            </w:r>
           </w:p>
         </w:tc>
       </w:tr>
@@ -1990,10 +2154,10 @@
     </w:tbl>
     <w:p>
       <w:pPr>
-        <w:pStyle w:val="BlockText"/>
-      </w:pPr>
-      <w:r>
-        <w:t xml:space="preserve">Las unidades internas no otorgan derechos de gobernanza más allá de lo que define el estado de membresía.</w:t>
+        <w:pStyle w:val="BodyText"/>
+      </w:pPr>
+      <w:r>
+        <w:t xml:space="preserve">&gt; Las unidades internas no otorgan derechos de gobernanza más allá de lo que define el estado de membresía.</w:t>
       </w:r>
     </w:p>
     <w:bookmarkEnd w:id="22"/>
@@ -2133,8 +2297,14 @@
     </w:p>
     <w:p>
       <w:pPr>
-        <w:pStyle w:val="BlockText"/>
-      </w:pPr>
+        <w:pStyle w:val="BodyText"/>
+      </w:pPr>
+      <w:r>
+        <w:t xml:space="preserve">&gt;</w:t>
+      </w:r>
+      <w:r>
+        <w:t xml:space="preserve"> </w:t>
+      </w:r>
       <w:r>
         <w:rPr>
           <w:b/>
@@ -2142,13 +2312,17 @@
         </w:rPr>
         <w:t xml:space="preserve">Justificación — ¿Por qué restringir la acumulación</w:t>
       </w:r>
-    </w:p>
-    <w:p>
-      <w:pPr>
-        <w:pStyle w:val="BlockText"/>
-      </w:pPr>
-      <w:r>
-        <w:t xml:space="preserve">Cualquier unidad interna que pueda acumularse sin límite eventualmente se convierte en apalancamiento — unos pocos miembros con saldos grandes obtienen influencia informal que el sistema de gobernanza nunca les otorgó. Establecer las reglas de acumulación explícitamente, incluso cuando la regla actual es</w:t>
+      <w:r>
+        <w:t xml:space="preserve"> </w:t>
+      </w:r>
+      <w:r>
+        <w:t xml:space="preserve">&gt;</w:t>
+      </w:r>
+      <w:r>
+        <w:t xml:space="preserve"> </w:t>
+      </w:r>
+      <w:r>
+        <w:t xml:space="preserve">&gt; Cualquier unidad interna que pueda acumularse sin límite eventualmente se convierte en apalancamiento — unos pocos miembros con saldos grandes obtienen influencia informal que el sistema de gobernanza nunca les otorgó. Establecer las reglas de acumulación explícitamente, incluso cuando la regla actual es</w:t>
       </w:r>
       <w:r>
         <w:t xml:space="preserve"> </w:t>
@@ -2162,8 +2336,14 @@
     </w:p>
     <w:p>
       <w:pPr>
-        <w:pStyle w:val="BlockText"/>
-      </w:pPr>
+        <w:pStyle w:val="BodyText"/>
+      </w:pPr>
+      <w:r>
+        <w:t xml:space="preserve">&gt;</w:t>
+      </w:r>
+      <w:r>
+        <w:t xml:space="preserve"> </w:t>
+      </w:r>
       <w:r>
         <w:rPr>
           <w:b/>
@@ -2171,13 +2351,17 @@
         </w:rPr>
         <w:t xml:space="preserve">Instrucciones — Cómo rellenar esto</w:t>
       </w:r>
-    </w:p>
-    <w:p>
-      <w:pPr>
-        <w:pStyle w:val="BlockText"/>
-      </w:pPr>
-      <w:r>
-        <w:t xml:space="preserve">Indica la regla de acumulación actual (tope, decaimiento, ninguna) y la regla de que ninguna unidad interna PUEDE convertirse en autoridad de gobernanza.</w:t>
+      <w:r>
+        <w:t xml:space="preserve"> </w:t>
+      </w:r>
+      <w:r>
+        <w:t xml:space="preserve">&gt;</w:t>
+      </w:r>
+      <w:r>
+        <w:t xml:space="preserve"> </w:t>
+      </w:r>
+      <w:r>
+        <w:t xml:space="preserve">&gt; Indica la regla de acumulación actual (tope, decaimiento, ninguna) y la regla de que ninguna unidad interna PUEDE convertirse en autoridad de gobernanza.</w:t>
       </w:r>
     </w:p>
     <w:p>
@@ -2220,6 +2404,13 @@
           <w:numId w:val="1004"/>
         </w:numPr>
       </w:pPr>
+      <w:r>
+        <w:rPr>
+          <w:i/>
+          <w:iCs/>
+        </w:rPr>
+        <w:t xml:space="preserve">&lt;Las unidades internas no PUEDEN convertirse en autoridad de gobernanza ni usarse para eludir la Matriz de Decisiones.&gt;</w:t>
+      </w:r>
     </w:p>
     <w:bookmarkEnd w:id="23"/>
     <w:bookmarkStart w:id="25" w:name="interfaces-de-ingresos-externos"/>
@@ -2262,8 +2453,14 @@
     </w:p>
     <w:p>
       <w:pPr>
-        <w:pStyle w:val="BlockText"/>
-      </w:pPr>
+        <w:pStyle w:val="BodyText"/>
+      </w:pPr>
+      <w:r>
+        <w:t xml:space="preserve">&gt;</w:t>
+      </w:r>
+      <w:r>
+        <w:t xml:space="preserve"> </w:t>
+      </w:r>
       <w:r>
         <w:rPr>
           <w:b/>
@@ -2271,13 +2468,17 @@
         </w:rPr>
         <w:t xml:space="preserve">Justificación — ¿Por qué requerir aprobación antes de que llegue el dinero</w:t>
       </w:r>
-    </w:p>
-    <w:p>
-      <w:pPr>
-        <w:pStyle w:val="BlockText"/>
-      </w:pPr>
-      <w:r>
-        <w:t xml:space="preserve">Una vez que los fondos están en mano, la conversación pasa de</w:t>
+      <w:r>
+        <w:t xml:space="preserve"> </w:t>
+      </w:r>
+      <w:r>
+        <w:t xml:space="preserve">&gt;</w:t>
+      </w:r>
+      <w:r>
+        <w:t xml:space="preserve"> </w:t>
+      </w:r>
+      <w:r>
+        <w:t xml:space="preserve">&gt; Una vez que los fondos están en mano, la conversación pasa de</w:t>
       </w:r>
       <w:r>
         <w:t xml:space="preserve"> </w:t>
@@ -2306,8 +2507,14 @@
     </w:p>
     <w:p>
       <w:pPr>
-        <w:pStyle w:val="BlockText"/>
-      </w:pPr>
+        <w:pStyle w:val="BodyText"/>
+      </w:pPr>
+      <w:r>
+        <w:t xml:space="preserve">&gt;</w:t>
+      </w:r>
+      <w:r>
+        <w:t xml:space="preserve"> </w:t>
+      </w:r>
       <w:r>
         <w:rPr>
           <w:b/>
@@ -2315,13 +2522,17 @@
         </w:rPr>
         <w:t xml:space="preserve">Instrucciones — Cómo rellenar esto</w:t>
       </w:r>
-    </w:p>
-    <w:p>
-      <w:pPr>
-        <w:pStyle w:val="BlockText"/>
-      </w:pPr>
-      <w:r>
-        <w:t xml:space="preserve">Enumera los canales de ingresos actuales declarados, nombra posibles canales futuros y requiere aprobación Estratégica antes de abrir cualquier nuevo canal.</w:t>
+      <w:r>
+        <w:t xml:space="preserve"> </w:t>
+      </w:r>
+      <w:r>
+        <w:t xml:space="preserve">&gt;</w:t>
+      </w:r>
+      <w:r>
+        <w:t xml:space="preserve"> </w:t>
+      </w:r>
+      <w:r>
+        <w:t xml:space="preserve">&gt; Enumera los canales de ingresos actuales declarados, nombra posibles canales futuros y requiere aprobación Estratégica antes de abrir cualquier nuevo canal.</w:t>
       </w:r>
     </w:p>
     <w:p>
@@ -2332,6 +2543,13 @@
           <w:numId w:val="1005"/>
         </w:numPr>
       </w:pPr>
+      <w:r>
+        <w:rPr>
+          <w:i/>
+          <w:iCs/>
+        </w:rPr>
+        <w:t xml:space="preserve">&lt;Canales de ingresos actuales.&gt;</w:t>
+      </w:r>
     </w:p>
     <w:p>
       <w:pPr>
@@ -2341,6 +2559,13 @@
           <w:numId w:val="1005"/>
         </w:numPr>
       </w:pPr>
+      <w:r>
+        <w:rPr>
+          <w:i/>
+          <w:iCs/>
+        </w:rPr>
+        <w:t xml:space="preserve">&lt;Posibles canales de ingresos futuros.&gt;</w:t>
+      </w:r>
     </w:p>
     <w:p>
       <w:pPr>
@@ -2370,8 +2595,14 @@
     </w:p>
     <w:p>
       <w:pPr>
-        <w:pStyle w:val="BlockText"/>
-      </w:pPr>
+        <w:pStyle w:val="FirstParagraph"/>
+      </w:pPr>
+      <w:r>
+        <w:t xml:space="preserve">&gt;</w:t>
+      </w:r>
+      <w:r>
+        <w:t xml:space="preserve"> </w:t>
+      </w:r>
       <w:r>
         <w:rPr>
           <w:b/>
@@ -2379,19 +2610,29 @@
         </w:rPr>
         <w:t xml:space="preserve">Justificación — ¿Por qué acotar las disputas económicas en el tiempo</w:t>
       </w:r>
-    </w:p>
-    <w:p>
-      <w:pPr>
-        <w:pStyle w:val="BlockText"/>
-      </w:pPr>
-      <w:r>
-        <w:t xml:space="preserve">Los registros de contribuciones y saldos se acumulan rápido; si las disputas pudieran plantearse indefinidamente, el libro mayor nunca se estabilizaría y cada crédito histórico quedaría eternamente impugnable. Un plazo definido con un resolutor designado y una vía de apelación da a los miembros una oportunidad real de corregir errores sin dejar toda la historia económica perpetuamente inestable.</w:t>
-      </w:r>
-    </w:p>
-    <w:p>
-      <w:pPr>
-        <w:pStyle w:val="BlockText"/>
-      </w:pPr>
+      <w:r>
+        <w:t xml:space="preserve"> </w:t>
+      </w:r>
+      <w:r>
+        <w:t xml:space="preserve">&gt;</w:t>
+      </w:r>
+      <w:r>
+        <w:t xml:space="preserve"> </w:t>
+      </w:r>
+      <w:r>
+        <w:t xml:space="preserve">&gt; Los registros de contribuciones y saldos se acumulan rápido; si las disputas pudieran plantearse indefinidamente, el libro mayor nunca se estabilizaría y cada crédito histórico quedaría eternamente impugnable. Un plazo definido con un resolutor designado y una vía de apelación da a los miembros una oportunidad real de corregir errores sin dejar toda la historia económica perpetuamente inestable.</w:t>
+      </w:r>
+    </w:p>
+    <w:p>
+      <w:pPr>
+        <w:pStyle w:val="BodyText"/>
+      </w:pPr>
+      <w:r>
+        <w:t xml:space="preserve">&gt;</w:t>
+      </w:r>
+      <w:r>
+        <w:t xml:space="preserve"> </w:t>
+      </w:r>
       <w:r>
         <w:rPr>
           <w:b/>
@@ -2399,18 +2640,22 @@
         </w:rPr>
         <w:t xml:space="preserve">Instrucciones — Cómo rellenar esto</w:t>
       </w:r>
-    </w:p>
-    <w:p>
-      <w:pPr>
-        <w:pStyle w:val="BlockText"/>
-      </w:pPr>
-      <w:r>
-        <w:t xml:space="preserve">Indica el plazo de impugnación, el resolutor designado y la vía de apelación. Consulta el Mecanismo de Reconocimiento de Contribuciones para el proceso completo.</w:t>
-      </w:r>
-    </w:p>
-    <w:p>
-      <w:pPr>
-        <w:pStyle w:val="FirstParagraph"/>
+      <w:r>
+        <w:t xml:space="preserve"> </w:t>
+      </w:r>
+      <w:r>
+        <w:t xml:space="preserve">&gt;</w:t>
+      </w:r>
+      <w:r>
+        <w:t xml:space="preserve"> </w:t>
+      </w:r>
+      <w:r>
+        <w:t xml:space="preserve">&gt; Indica el plazo de impugnación, el resolutor designado y la vía de apelación. Consulta el Mecanismo de Reconocimiento de Contribuciones para el proceso completo.</w:t>
+      </w:r>
+    </w:p>
+    <w:p>
+      <w:pPr>
+        <w:pStyle w:val="BodyText"/>
       </w:pPr>
       <w:r>
         <w:rPr>
@@ -2454,6 +2699,9 @@
       </w:r>
       <w:r>
         <w:t xml:space="preserve"> </w:t>
+      </w:r>
+      <w:r>
+        <w:t xml:space="preserve">&lt;AAAA-MM-DD&gt;</w:t>
       </w:r>
     </w:p>
     <w:p>

--- a/static/downloads/es/docx/layer-3/internal-economy-protocol.docx
+++ b/static/downloads/es/docx/layer-3/internal-economy-protocol.docx
@@ -87,7 +87,7 @@
         <w:t xml:space="preserve"> </w:t>
       </w:r>
       <w:r>
-        <w:t xml:space="preserve">2026-07-07</w:t>
+        <w:t xml:space="preserve">2026-08-31</w:t>
       </w:r>
     </w:p>
     <w:p>
@@ -2596,6 +2596,35 @@
     <w:p>
       <w:pPr>
         <w:pStyle w:val="FirstParagraph"/>
+      </w:pPr>
+      <w:r>
+        <w:rPr>
+          <w:i/>
+          <w:iCs/>
+        </w:rPr>
+        <w:t xml:space="preserve">Cláusulas RCOS:</w:t>
+      </w:r>
+      <w:r>
+        <w:rPr>
+          <w:i/>
+          <w:iCs/>
+        </w:rPr>
+        <w:t xml:space="preserve"> </w:t>
+      </w:r>
+      <w:hyperlink r:id="rId17">
+        <w:r>
+          <w:rPr>
+            <w:rStyle w:val="Hyperlink"/>
+            <w:i/>
+            <w:iCs/>
+          </w:rPr>
+          <w:t xml:space="preserve">5.5.3</w:t>
+        </w:r>
+      </w:hyperlink>
+    </w:p>
+    <w:p>
+      <w:pPr>
+        <w:pStyle w:val="BodyText"/>
       </w:pPr>
       <w:r>
         <w:t xml:space="preserve">&gt;</w:t>
